--- a/Knowledge/3-Work knowledge/1-Software Engineering/1-Fundamentals/5-My Source/7-Software/5-Software Development Life Cycle (SDLC)/1-Phases of SDLC/7-Maintenance.docx
+++ b/Knowledge/3-Work knowledge/1-Software Engineering/1-Fundamentals/5-My Source/7-Software/5-Software Development Life Cycle (SDLC)/1-Phases of SDLC/7-Maintenance.docx
@@ -98,7 +98,43 @@
           <w:sz w:val="18"/>
           <w:highlight w:val="lightGray"/>
         </w:rPr>
-        <w:t xml:space="preserve"> [1/23/2026]</w:t>
+        <w:t xml:space="preserve"> [</w:t>
+      </w:r>
+      <w:r>
+        <w:rPr>
+          <w:rFonts w:ascii="Arial" w:hAnsi="Arial"/>
+          <w:color w:val="000000"/>
+          <w:sz w:val="18"/>
+          <w:highlight w:val="lightGray"/>
+        </w:rPr>
+        <w:t>1</w:t>
+      </w:r>
+      <w:r>
+        <w:rPr>
+          <w:rFonts w:ascii="Arial" w:hAnsi="Arial"/>
+          <w:color w:val="000000"/>
+          <w:sz w:val="18"/>
+          <w:highlight w:val="lightGray"/>
+        </w:rPr>
+        <w:t>/</w:t>
+      </w:r>
+      <w:r>
+        <w:rPr>
+          <w:rFonts w:ascii="Arial" w:hAnsi="Arial"/>
+          <w:color w:val="000000"/>
+          <w:sz w:val="18"/>
+          <w:highlight w:val="lightGray"/>
+        </w:rPr>
+        <w:t>23</w:t>
+      </w:r>
+      <w:r>
+        <w:rPr>
+          <w:rFonts w:ascii="Arial" w:hAnsi="Arial"/>
+          <w:color w:val="000000"/>
+          <w:sz w:val="18"/>
+          <w:highlight w:val="lightGray"/>
+        </w:rPr>
+        <w:t>/2026]</w:t>
       </w:r>
     </w:p>
     <w:p>
@@ -175,7 +211,7 @@
           <w:rFonts w:ascii="Roboto Mono" w:hAnsi="Roboto Mono"/>
         </w:rPr>
         <w:pict w14:anchorId="0F74FCDA">
-          <v:rect id="_x0000_i1277" style="width:0;height:1.5pt" o:hralign="center" o:hrstd="t" o:hr="t" fillcolor="#a0a0a0" stroked="f"/>
+          <v:rect id="_x0000_i1025" style="width:0;height:1.5pt" o:hralign="center" o:hrstd="t" o:hr="t" fillcolor="#a0a0a0" stroked="f"/>
         </w:pict>
       </w:r>
     </w:p>
@@ -396,7 +432,7 @@
           <w:rFonts w:ascii="Roboto Mono" w:hAnsi="Roboto Mono"/>
         </w:rPr>
         <w:pict w14:anchorId="16150054">
-          <v:rect id="_x0000_i1278" style="width:0;height:1.5pt" o:hralign="center" o:hrstd="t" o:hr="t" fillcolor="#a0a0a0" stroked="f"/>
+          <v:rect id="_x0000_i1026" style="width:0;height:1.5pt" o:hralign="center" o:hrstd="t" o:hr="t" fillcolor="#a0a0a0" stroked="f"/>
         </w:pict>
       </w:r>
     </w:p>
@@ -698,7 +734,7 @@
           <w:rFonts w:ascii="Roboto Mono" w:hAnsi="Roboto Mono"/>
         </w:rPr>
         <w:pict w14:anchorId="3EBA54C8">
-          <v:rect id="_x0000_i1279" style="width:0;height:1.5pt" o:hralign="center" o:hrstd="t" o:hr="t" fillcolor="#a0a0a0" stroked="f"/>
+          <v:rect id="_x0000_i1027" style="width:0;height:1.5pt" o:hralign="center" o:hrstd="t" o:hr="t" fillcolor="#a0a0a0" stroked="f"/>
         </w:pict>
       </w:r>
     </w:p>
@@ -851,7 +887,7 @@
           <w:rFonts w:ascii="Roboto Mono" w:hAnsi="Roboto Mono"/>
         </w:rPr>
         <w:pict w14:anchorId="50D6BB8F">
-          <v:rect id="_x0000_i1281" style="width:0;height:1.5pt" o:hralign="center" o:hrstd="t" o:hr="t" fillcolor="#a0a0a0" stroked="f"/>
+          <v:rect id="_x0000_i1028" style="width:0;height:1.5pt" o:hralign="center" o:hrstd="t" o:hr="t" fillcolor="#a0a0a0" stroked="f"/>
         </w:pict>
       </w:r>
     </w:p>
@@ -1056,7 +1092,7 @@
           <w:rFonts w:ascii="Roboto Mono" w:hAnsi="Roboto Mono"/>
         </w:rPr>
         <w:pict w14:anchorId="58E63AC2">
-          <v:rect id="_x0000_i1282" style="width:0;height:1.5pt" o:hralign="center" o:hrstd="t" o:hr="t" fillcolor="#a0a0a0" stroked="f"/>
+          <v:rect id="_x0000_i1029" style="width:0;height:1.5pt" o:hralign="center" o:hrstd="t" o:hr="t" fillcolor="#a0a0a0" stroked="f"/>
         </w:pict>
       </w:r>
     </w:p>
@@ -1195,7 +1231,7 @@
           <w:rFonts w:ascii="Roboto Mono" w:hAnsi="Roboto Mono"/>
         </w:rPr>
         <w:pict w14:anchorId="13690E34">
-          <v:rect id="_x0000_i1283" style="width:0;height:1.5pt" o:hralign="center" o:hrstd="t" o:hr="t" fillcolor="#a0a0a0" stroked="f"/>
+          <v:rect id="_x0000_i1030" style="width:0;height:1.5pt" o:hralign="center" o:hrstd="t" o:hr="t" fillcolor="#a0a0a0" stroked="f"/>
         </w:pict>
       </w:r>
     </w:p>
@@ -1291,7 +1327,7 @@
           <w:rFonts w:ascii="Roboto Mono" w:hAnsi="Roboto Mono"/>
         </w:rPr>
         <w:pict w14:anchorId="40529FAE">
-          <v:rect id="_x0000_i1284" style="width:0;height:1.5pt" o:hralign="center" o:hrstd="t" o:hr="t" fillcolor="#a0a0a0" stroked="f"/>
+          <v:rect id="_x0000_i1031" style="width:0;height:1.5pt" o:hralign="center" o:hrstd="t" o:hr="t" fillcolor="#a0a0a0" stroked="f"/>
         </w:pict>
       </w:r>
     </w:p>
@@ -1492,7 +1528,7 @@
           <w:rFonts w:ascii="Roboto Mono" w:hAnsi="Roboto Mono"/>
         </w:rPr>
         <w:pict w14:anchorId="3CC4B84B">
-          <v:rect id="_x0000_i1285" style="width:0;height:1.5pt" o:hralign="center" o:hrstd="t" o:hr="t" fillcolor="#a0a0a0" stroked="f"/>
+          <v:rect id="_x0000_i1032" style="width:0;height:1.5pt" o:hralign="center" o:hrstd="t" o:hr="t" fillcolor="#a0a0a0" stroked="f"/>
         </w:pict>
       </w:r>
     </w:p>
@@ -1631,7 +1667,7 @@
           <w:rFonts w:ascii="Roboto Mono" w:hAnsi="Roboto Mono"/>
         </w:rPr>
         <w:pict w14:anchorId="61DEE62B">
-          <v:rect id="_x0000_i1286" style="width:0;height:1.5pt" o:hralign="center" o:hrstd="t" o:hr="t" fillcolor="#a0a0a0" stroked="f"/>
+          <v:rect id="_x0000_i1033" style="width:0;height:1.5pt" o:hralign="center" o:hrstd="t" o:hr="t" fillcolor="#a0a0a0" stroked="f"/>
         </w:pict>
       </w:r>
     </w:p>
@@ -1727,7 +1763,7 @@
           <w:rFonts w:ascii="Roboto Mono" w:hAnsi="Roboto Mono"/>
         </w:rPr>
         <w:pict w14:anchorId="3F30E00E">
-          <v:rect id="_x0000_i1287" style="width:0;height:1.5pt" o:hralign="center" o:hrstd="t" o:hr="t" fillcolor="#a0a0a0" stroked="f"/>
+          <v:rect id="_x0000_i1034" style="width:0;height:1.5pt" o:hralign="center" o:hrstd="t" o:hr="t" fillcolor="#a0a0a0" stroked="f"/>
         </w:pict>
       </w:r>
     </w:p>
@@ -1848,7 +1884,7 @@
           <w:rFonts w:ascii="Roboto Mono" w:hAnsi="Roboto Mono"/>
         </w:rPr>
         <w:pict w14:anchorId="51104A28">
-          <v:rect id="_x0000_i1288" style="width:0;height:1.5pt" o:hralign="center" o:hrstd="t" o:hr="t" fillcolor="#a0a0a0" stroked="f"/>
+          <v:rect id="_x0000_i1035" style="width:0;height:1.5pt" o:hralign="center" o:hrstd="t" o:hr="t" fillcolor="#a0a0a0" stroked="f"/>
         </w:pict>
       </w:r>
     </w:p>
@@ -1988,7 +2024,7 @@
           <w:rFonts w:ascii="Roboto Mono" w:hAnsi="Roboto Mono"/>
         </w:rPr>
         <w:pict w14:anchorId="78F9CEE6">
-          <v:rect id="_x0000_i1289" style="width:0;height:1.5pt" o:hralign="center" o:hrstd="t" o:hr="t" fillcolor="#a0a0a0" stroked="f"/>
+          <v:rect id="_x0000_i1036" style="width:0;height:1.5pt" o:hralign="center" o:hrstd="t" o:hr="t" fillcolor="#a0a0a0" stroked="f"/>
         </w:pict>
       </w:r>
     </w:p>
@@ -2116,7 +2152,7 @@
           <w:rFonts w:ascii="Roboto Mono" w:hAnsi="Roboto Mono"/>
         </w:rPr>
         <w:pict w14:anchorId="22833CC0">
-          <v:rect id="_x0000_i1290" style="width:0;height:1.5pt" o:hralign="center" o:hrstd="t" o:hr="t" fillcolor="#a0a0a0" stroked="f"/>
+          <v:rect id="_x0000_i1037" style="width:0;height:1.5pt" o:hralign="center" o:hrstd="t" o:hr="t" fillcolor="#a0a0a0" stroked="f"/>
         </w:pict>
       </w:r>
     </w:p>
@@ -2217,7 +2253,7 @@
           <w:rFonts w:ascii="Roboto Mono" w:hAnsi="Roboto Mono"/>
         </w:rPr>
         <w:pict w14:anchorId="1FBE5A82">
-          <v:rect id="_x0000_i1291" style="width:0;height:1.5pt" o:hralign="center" o:hrstd="t" o:hr="t" fillcolor="#a0a0a0" stroked="f"/>
+          <v:rect id="_x0000_i1038" style="width:0;height:1.5pt" o:hralign="center" o:hrstd="t" o:hr="t" fillcolor="#a0a0a0" stroked="f"/>
         </w:pict>
       </w:r>
     </w:p>
@@ -2356,7 +2392,7 @@
           <w:rFonts w:ascii="Roboto Mono" w:hAnsi="Roboto Mono"/>
         </w:rPr>
         <w:pict w14:anchorId="64A2EF03">
-          <v:rect id="_x0000_i1292" style="width:0;height:1.5pt" o:hralign="center" o:hrstd="t" o:hr="t" fillcolor="#a0a0a0" stroked="f"/>
+          <v:rect id="_x0000_i1039" style="width:0;height:1.5pt" o:hralign="center" o:hrstd="t" o:hr="t" fillcolor="#a0a0a0" stroked="f"/>
         </w:pict>
       </w:r>
     </w:p>
@@ -2470,7 +2506,7 @@
           <w:rFonts w:ascii="Roboto Mono" w:hAnsi="Roboto Mono"/>
         </w:rPr>
         <w:pict w14:anchorId="59B8325C">
-          <v:rect id="_x0000_i1293" style="width:0;height:1.5pt" o:hralign="center" o:hrstd="t" o:hr="t" fillcolor="#a0a0a0" stroked="f"/>
+          <v:rect id="_x0000_i1040" style="width:0;height:1.5pt" o:hralign="center" o:hrstd="t" o:hr="t" fillcolor="#a0a0a0" stroked="f"/>
         </w:pict>
       </w:r>
     </w:p>
@@ -2592,7 +2628,7 @@
           <w:rFonts w:ascii="Roboto Mono" w:hAnsi="Roboto Mono"/>
         </w:rPr>
         <w:pict w14:anchorId="0A70DF52">
-          <v:rect id="_x0000_i1294" style="width:0;height:1.5pt" o:hralign="center" o:hrstd="t" o:hr="t" fillcolor="#a0a0a0" stroked="f"/>
+          <v:rect id="_x0000_i1041" style="width:0;height:1.5pt" o:hralign="center" o:hrstd="t" o:hr="t" fillcolor="#a0a0a0" stroked="f"/>
         </w:pict>
       </w:r>
     </w:p>
@@ -2731,7 +2767,7 @@
           <w:rFonts w:ascii="Roboto Mono" w:hAnsi="Roboto Mono"/>
         </w:rPr>
         <w:pict w14:anchorId="273415D9">
-          <v:rect id="_x0000_i1295" style="width:0;height:1.5pt" o:hralign="center" o:hrstd="t" o:hr="t" fillcolor="#a0a0a0" stroked="f"/>
+          <v:rect id="_x0000_i1042" style="width:0;height:1.5pt" o:hralign="center" o:hrstd="t" o:hr="t" fillcolor="#a0a0a0" stroked="f"/>
         </w:pict>
       </w:r>
     </w:p>
@@ -2872,7 +2908,7 @@
           <w:rFonts w:ascii="Roboto Mono" w:hAnsi="Roboto Mono"/>
         </w:rPr>
         <w:pict w14:anchorId="1436DD22">
-          <v:rect id="_x0000_i1296" style="width:0;height:1.5pt" o:hralign="center" o:hrstd="t" o:hr="t" fillcolor="#a0a0a0" stroked="f"/>
+          <v:rect id="_x0000_i1043" style="width:0;height:1.5pt" o:hralign="center" o:hrstd="t" o:hr="t" fillcolor="#a0a0a0" stroked="f"/>
         </w:pict>
       </w:r>
     </w:p>
@@ -2952,7 +2988,7 @@
           <w:rFonts w:ascii="Roboto Mono" w:hAnsi="Roboto Mono"/>
         </w:rPr>
         <w:pict w14:anchorId="17CE16C7">
-          <v:rect id="_x0000_i1297" style="width:0;height:1.5pt" o:hralign="center" o:hrstd="t" o:hr="t" fillcolor="#a0a0a0" stroked="f"/>
+          <v:rect id="_x0000_i1044" style="width:0;height:1.5pt" o:hralign="center" o:hrstd="t" o:hr="t" fillcolor="#a0a0a0" stroked="f"/>
         </w:pict>
       </w:r>
     </w:p>
@@ -3091,7 +3127,7 @@
           <w:rFonts w:ascii="Roboto Mono" w:hAnsi="Roboto Mono"/>
         </w:rPr>
         <w:pict w14:anchorId="584C9753">
-          <v:rect id="_x0000_i1298" style="width:0;height:1.5pt" o:hralign="center" o:hrstd="t" o:hr="t" fillcolor="#a0a0a0" stroked="f"/>
+          <v:rect id="_x0000_i1045" style="width:0;height:1.5pt" o:hralign="center" o:hrstd="t" o:hr="t" fillcolor="#a0a0a0" stroked="f"/>
         </w:pict>
       </w:r>
     </w:p>
@@ -3187,7 +3223,7 @@
           <w:rFonts w:ascii="Roboto Mono" w:hAnsi="Roboto Mono"/>
         </w:rPr>
         <w:pict w14:anchorId="0D562C7D">
-          <v:rect id="_x0000_i1299" style="width:0;height:1.5pt" o:hralign="center" o:hrstd="t" o:hr="t" fillcolor="#a0a0a0" stroked="f"/>
+          <v:rect id="_x0000_i1046" style="width:0;height:1.5pt" o:hralign="center" o:hrstd="t" o:hr="t" fillcolor="#a0a0a0" stroked="f"/>
         </w:pict>
       </w:r>
     </w:p>
@@ -3340,7 +3376,7 @@
           <w:rFonts w:ascii="Roboto Mono" w:hAnsi="Roboto Mono"/>
         </w:rPr>
         <w:pict w14:anchorId="0ACA7B60">
-          <v:rect id="_x0000_i1301" style="width:0;height:1.5pt" o:hralign="center" o:hrstd="t" o:hr="t" fillcolor="#a0a0a0" stroked="f"/>
+          <v:rect id="_x0000_i1047" style="width:0;height:1.5pt" o:hralign="center" o:hrstd="t" o:hr="t" fillcolor="#a0a0a0" stroked="f"/>
         </w:pict>
       </w:r>
     </w:p>
@@ -3462,7 +3498,7 @@
           <w:rFonts w:ascii="Roboto Mono" w:hAnsi="Roboto Mono"/>
         </w:rPr>
         <w:pict w14:anchorId="14EBB8D7">
-          <v:rect id="_x0000_i1302" style="width:0;height:1.5pt" o:hralign="center" o:hrstd="t" o:hr="t" fillcolor="#a0a0a0" stroked="f"/>
+          <v:rect id="_x0000_i1048" style="width:0;height:1.5pt" o:hralign="center" o:hrstd="t" o:hr="t" fillcolor="#a0a0a0" stroked="f"/>
         </w:pict>
       </w:r>
     </w:p>
@@ -3601,7 +3637,7 @@
           <w:rFonts w:ascii="Roboto Mono" w:hAnsi="Roboto Mono"/>
         </w:rPr>
         <w:pict w14:anchorId="321ED4F7">
-          <v:rect id="_x0000_i1303" style="width:0;height:1.5pt" o:hralign="center" o:hrstd="t" o:hr="t" fillcolor="#a0a0a0" stroked="f"/>
+          <v:rect id="_x0000_i1049" style="width:0;height:1.5pt" o:hralign="center" o:hrstd="t" o:hr="t" fillcolor="#a0a0a0" stroked="f"/>
         </w:pict>
       </w:r>
     </w:p>
@@ -3716,7 +3752,7 @@
           <w:rFonts w:ascii="Roboto Mono" w:hAnsi="Roboto Mono"/>
         </w:rPr>
         <w:pict w14:anchorId="63DCDECC">
-          <v:rect id="_x0000_i1304" style="width:0;height:1.5pt" o:hralign="center" o:hrstd="t" o:hr="t" fillcolor="#a0a0a0" stroked="f"/>
+          <v:rect id="_x0000_i1050" style="width:0;height:1.5pt" o:hralign="center" o:hrstd="t" o:hr="t" fillcolor="#a0a0a0" stroked="f"/>
         </w:pict>
       </w:r>
     </w:p>
@@ -3855,7 +3891,7 @@
           <w:rFonts w:ascii="Roboto Mono" w:hAnsi="Roboto Mono"/>
         </w:rPr>
         <w:pict w14:anchorId="2B5C147F">
-          <v:rect id="_x0000_i1305" style="width:0;height:1.5pt" o:hralign="center" o:hrstd="t" o:hr="t" fillcolor="#a0a0a0" stroked="f"/>
+          <v:rect id="_x0000_i1051" style="width:0;height:1.5pt" o:hralign="center" o:hrstd="t" o:hr="t" fillcolor="#a0a0a0" stroked="f"/>
         </w:pict>
       </w:r>
     </w:p>
@@ -3971,7 +4007,7 @@
           <w:rFonts w:ascii="Roboto Mono" w:hAnsi="Roboto Mono"/>
         </w:rPr>
         <w:pict w14:anchorId="068B248E">
-          <v:rect id="_x0000_i1306" style="width:0;height:1.5pt" o:hralign="center" o:hrstd="t" o:hr="t" fillcolor="#a0a0a0" stroked="f"/>
+          <v:rect id="_x0000_i1052" style="width:0;height:1.5pt" o:hralign="center" o:hrstd="t" o:hr="t" fillcolor="#a0a0a0" stroked="f"/>
         </w:pict>
       </w:r>
     </w:p>
@@ -4110,7 +4146,7 @@
           <w:rFonts w:ascii="Roboto Mono" w:hAnsi="Roboto Mono"/>
         </w:rPr>
         <w:pict w14:anchorId="23061BF4">
-          <v:rect id="_x0000_i1307" style="width:0;height:1.5pt" o:hralign="center" o:hrstd="t" o:hr="t" fillcolor="#a0a0a0" stroked="f"/>
+          <v:rect id="_x0000_i1053" style="width:0;height:1.5pt" o:hralign="center" o:hrstd="t" o:hr="t" fillcolor="#a0a0a0" stroked="f"/>
         </w:pict>
       </w:r>
     </w:p>
@@ -4225,7 +4261,7 @@
           <w:rFonts w:ascii="Roboto Mono" w:hAnsi="Roboto Mono"/>
         </w:rPr>
         <w:pict w14:anchorId="3C6B143E">
-          <v:rect id="_x0000_i1308" style="width:0;height:1.5pt" o:hralign="center" o:hrstd="t" o:hr="t" fillcolor="#a0a0a0" stroked="f"/>
+          <v:rect id="_x0000_i1054" style="width:0;height:1.5pt" o:hralign="center" o:hrstd="t" o:hr="t" fillcolor="#a0a0a0" stroked="f"/>
         </w:pict>
       </w:r>
     </w:p>
@@ -4645,7 +4681,7 @@
           <w:rFonts w:ascii="Roboto Mono" w:hAnsi="Roboto Mono"/>
         </w:rPr>
         <w:pict w14:anchorId="72F455A1">
-          <v:rect id="_x0000_i1309" style="width:0;height:1.5pt" o:hralign="center" o:hrstd="t" o:hr="t" fillcolor="#a0a0a0" stroked="f"/>
+          <v:rect id="_x0000_i1055" style="width:0;height:1.5pt" o:hralign="center" o:hrstd="t" o:hr="t" fillcolor="#a0a0a0" stroked="f"/>
         </w:pict>
       </w:r>
     </w:p>
@@ -4802,7 +4838,7 @@
           <w:rFonts w:ascii="Roboto Mono" w:hAnsi="Roboto Mono"/>
         </w:rPr>
         <w:pict w14:anchorId="2285E9CA">
-          <v:rect id="_x0000_i1310" style="width:0;height:1.5pt" o:hralign="center" o:hrstd="t" o:hr="t" fillcolor="#a0a0a0" stroked="f"/>
+          <v:rect id="_x0000_i1056" style="width:0;height:1.5pt" o:hralign="center" o:hrstd="t" o:hr="t" fillcolor="#a0a0a0" stroked="f"/>
         </w:pict>
       </w:r>
     </w:p>
@@ -4851,7 +4887,7 @@
           <w:rFonts w:ascii="Roboto Mono" w:hAnsi="Roboto Mono"/>
         </w:rPr>
         <w:pict w14:anchorId="0666BE3B">
-          <v:rect id="_x0000_i1311" style="width:0;height:1.5pt" o:hralign="center" o:hrstd="t" o:hr="t" fillcolor="#a0a0a0" stroked="f"/>
+          <v:rect id="_x0000_i1057" style="width:0;height:1.5pt" o:hralign="center" o:hrstd="t" o:hr="t" fillcolor="#a0a0a0" stroked="f"/>
         </w:pict>
       </w:r>
     </w:p>
@@ -4900,7 +4936,7 @@
           <w:rFonts w:ascii="Roboto Mono" w:hAnsi="Roboto Mono"/>
         </w:rPr>
         <w:pict w14:anchorId="2E9C9ABA">
-          <v:rect id="_x0000_i1312" style="width:0;height:1.5pt" o:hralign="center" o:hrstd="t" o:hr="t" fillcolor="#a0a0a0" stroked="f"/>
+          <v:rect id="_x0000_i1058" style="width:0;height:1.5pt" o:hralign="center" o:hrstd="t" o:hr="t" fillcolor="#a0a0a0" stroked="f"/>
         </w:pict>
       </w:r>
     </w:p>
@@ -4966,7 +5002,7 @@
           <w:rFonts w:ascii="Roboto Mono" w:hAnsi="Roboto Mono"/>
         </w:rPr>
         <w:pict w14:anchorId="48E89B60">
-          <v:rect id="_x0000_i1313" style="width:0;height:1.5pt" o:hralign="center" o:hrstd="t" o:hr="t" fillcolor="#a0a0a0" stroked="f"/>
+          <v:rect id="_x0000_i1059" style="width:0;height:1.5pt" o:hralign="center" o:hrstd="t" o:hr="t" fillcolor="#a0a0a0" stroked="f"/>
         </w:pict>
       </w:r>
     </w:p>
@@ -5431,7 +5467,7 @@
           <w:rFonts w:ascii="Roboto Mono" w:hAnsi="Roboto Mono"/>
         </w:rPr>
         <w:pict w14:anchorId="1E9D887F">
-          <v:rect id="_x0000_i1314" style="width:0;height:1.5pt" o:hralign="center" o:hrstd="t" o:hr="t" fillcolor="#a0a0a0" stroked="f"/>
+          <v:rect id="_x0000_i1060" style="width:0;height:1.5pt" o:hralign="center" o:hrstd="t" o:hr="t" fillcolor="#a0a0a0" stroked="f"/>
         </w:pict>
       </w:r>
     </w:p>
@@ -5713,7 +5749,7 @@
           <w:rFonts w:ascii="Roboto Mono" w:hAnsi="Roboto Mono"/>
         </w:rPr>
         <w:pict w14:anchorId="1C8A22B7">
-          <v:rect id="_x0000_i1315" style="width:0;height:1.5pt" o:hralign="center" o:hrstd="t" o:hr="t" fillcolor="#a0a0a0" stroked="f"/>
+          <v:rect id="_x0000_i1061" style="width:0;height:1.5pt" o:hralign="center" o:hrstd="t" o:hr="t" fillcolor="#a0a0a0" stroked="f"/>
         </w:pict>
       </w:r>
     </w:p>
@@ -6013,7 +6049,7 @@
           <w:rFonts w:ascii="Roboto Mono" w:hAnsi="Roboto Mono"/>
         </w:rPr>
         <w:pict w14:anchorId="326B7575">
-          <v:rect id="_x0000_i1317" style="width:0;height:1.5pt" o:hralign="center" o:hrstd="t" o:hr="t" fillcolor="#a0a0a0" stroked="f"/>
+          <v:rect id="_x0000_i1062" style="width:0;height:1.5pt" o:hralign="center" o:hrstd="t" o:hr="t" fillcolor="#a0a0a0" stroked="f"/>
         </w:pict>
       </w:r>
     </w:p>
@@ -6457,7 +6493,7 @@
           <w:rFonts w:ascii="Roboto Mono" w:hAnsi="Roboto Mono"/>
         </w:rPr>
         <w:pict w14:anchorId="5F85D34F">
-          <v:rect id="_x0000_i1318" style="width:0;height:1.5pt" o:hralign="center" o:hrstd="t" o:hr="t" fillcolor="#a0a0a0" stroked="f"/>
+          <v:rect id="_x0000_i1063" style="width:0;height:1.5pt" o:hralign="center" o:hrstd="t" o:hr="t" fillcolor="#a0a0a0" stroked="f"/>
         </w:pict>
       </w:r>
     </w:p>
@@ -8729,6 +8765,7 @@
   <w:style w:type="character" w:default="1" w:styleId="DefaultParagraphFont">
     <w:name w:val="Default Paragraph Font"/>
     <w:uiPriority w:val="1"/>
+    <w:semiHidden/>
     <w:unhideWhenUsed/>
   </w:style>
   <w:style w:type="table" w:default="1" w:styleId="TableNormal">
